--- a/output/docx/es/BUFRCREX_TableB_es_10.docx
+++ b/output/docx/es/BUFRCREX_TableB_es_10.docx
@@ -2201,7 +2201,7 @@
                 <w:b w:val="0"/>
                 <w:sz w:val="16"/>
               </w:rPr>
-              <w:t>Note 93: Para el descriptor 0 10 031 se han escogido ejes x, y y z negativos. | Note 150: El valor para el descriptor 0 10 031 ha sido escogido para adecuarse a satélites en órbita polar en órbitas aproximadamente heliosincrónicas. Órbitas geoestacionarias requerirían una anchura de datos mayor para la distancia y ligeramente menor para la velocidad.</w:t>
+              <w:t>Note B93: Para el descriptor 0 10 031 se han escogido ejes x, y y z negativos. | Note B150: El valor para el descriptor 0 10 031 ha sido escogido para adecuarse a satélites en órbita polar en órbitas aproximadamente heliosincrónicas. Órbitas geoestacionarias requerirían una anchura de datos mayor para la distancia y ligeramente menor para la velocidad.</w:t>
             </w:r>
           </w:p>
         </w:tc>
@@ -3162,7 +3162,7 @@
                 <w:b w:val="0"/>
                 <w:sz w:val="16"/>
               </w:rPr>
-              <w:t>Note 128: La “ondulación del geoide” es la diferencia entre el elipsoide de referencia (WGS-84) y la altura del geoide (EGM96) en el lugar geográfico de la observación, ambos referenciados con respecto al centro de masa de la Tierra. I.2 – BUFR/CREX Tabla B/10 – 4</w:t>
+              <w:t>Note B128: La “ondulación del geoide” es la diferencia entre el elipsoide de referencia (WGS-84) y la altura del geoide (EGM96) en el lugar geográfico de la observación, ambos referenciados con respecto al centro de masa de la Tierra. I.2 – BUFR/CREX Tabla B/10 – 4</w:t>
             </w:r>
           </w:p>
         </w:tc>
@@ -10536,7 +10536,7 @@
           <w:i/>
           <w:sz w:val="14"/>
         </w:rPr>
-        <w:t>Note 165: Se indicarán los elementos verticales y la presión para determinar los valores de estos elementos con independencia del elemento o variable que indique la coordenada vertical.</w:t>
+        <w:t>Note B165: Se indicarán los elementos verticales y la presión para determinar los valores de estos elementos con independencia del elemento o variable que indique la coordenada vertical.</w:t>
       </w:r>
     </w:p>
     <w:sectPr>
